--- a/Documentos/Otro/Propuesta Plantilla OJ.docx
+++ b/Documentos/Otro/Propuesta Plantilla OJ.docx
@@ -1240,50 +1240,6 @@
                 <w:szCs w:val="20"/>
               </w:rPr>
               <w:t>Vía pública</w:t>
-            </w:r>
-          </w:p>
-        </w:tc>
-      </w:tr>
-      <w:tr>
-        <w:trPr>
-          <w:cantSplit/>
-        </w:trPr>
-        <w:tc>
-          <w:tcPr>
-            <w:tcW w:w="3119" w:type="dxa"/>
-            <w:shd w:val="clear" w:color="auto" w:fill="EFEFEF"/>
-            <w:vAlign w:val="center"/>
-          </w:tcPr>
-          <w:p>
-            <w:pPr>
-              <w:spacing w:after="0"/>
-            </w:pPr>
-            <w:r>
-              <w:rPr>
-                <w:b/>
-                <w:bCs/>
-                <w:sz w:val="20"/>
-                <w:szCs w:val="20"/>
-              </w:rPr>
-              <w:t>Forma de ubicación</w:t>
-            </w:r>
-          </w:p>
-        </w:tc>
-        <w:tc>
-          <w:tcPr>
-            <w:tcW w:w="6286" w:type="dxa"/>
-            <w:vAlign w:val="center"/>
-          </w:tcPr>
-          <w:p>
-            <w:pPr>
-              <w:spacing w:after="0"/>
-            </w:pPr>
-            <w:r>
-              <w:rPr>
-                <w:sz w:val="20"/>
-                <w:szCs w:val="20"/>
-              </w:rPr>
-              <w:t>Control y verificación de antecedentes dispositivo PDA</w:t>
             </w:r>
           </w:p>
         </w:tc>

--- a/Documentos/Otro/Propuesta Plantilla OJ.docx
+++ b/Documentos/Otro/Propuesta Plantilla OJ.docx
@@ -676,16 +676,7 @@
                 <w:sz w:val="20"/>
                 <w:szCs w:val="20"/>
               </w:rPr>
-              <w:t>SPOA</w:t>
-            </w:r>
-            <w:r>
-              <w:rPr>
-                <w:b/>
-                <w:bCs/>
-                <w:sz w:val="20"/>
-                <w:szCs w:val="20"/>
-              </w:rPr>
-              <w:t xml:space="preserve"> </w:t>
+              <w:t xml:space="preserve">SPOA </w:t>
             </w:r>
           </w:p>
         </w:tc>
@@ -815,21 +806,7 @@
                 <w:sz w:val="20"/>
                 <w:szCs w:val="20"/>
               </w:rPr>
-              <w:t xml:space="preserve">12 de </w:t>
-            </w:r>
-            <w:r>
-              <w:rPr>
-                <w:sz w:val="20"/>
-                <w:szCs w:val="20"/>
-              </w:rPr>
-              <w:t>septiembre de 2026</w:t>
-            </w:r>
-            <w:r>
-              <w:rPr>
-                <w:sz w:val="20"/>
-                <w:szCs w:val="20"/>
-              </w:rPr>
-              <w:t xml:space="preserve"> </w:t>
+              <w:t xml:space="preserve">12 de septiembre de 2026 </w:t>
             </w:r>
           </w:p>
         </w:tc>
@@ -1247,7 +1224,65 @@
     </w:tbl>
     <w:p>
       <w:pPr>
-        <w:spacing w:after="0" w:line="120" w:lineRule="exact"/>
+        <w:spacing w:after="0" w:line="120" w:lineRule="atLeast"/>
+        <w:rPr>
+          <w:sz w:val="10"/>
+          <w:szCs w:val="10"/>
+        </w:rPr>
+      </w:pPr>
+    </w:p>
+    <w:p>
+      <w:pPr>
+        <w:spacing w:after="0" w:line="120" w:lineRule="atLeast"/>
+        <w:rPr>
+          <w:sz w:val="10"/>
+          <w:szCs w:val="10"/>
+        </w:rPr>
+      </w:pPr>
+    </w:p>
+    <w:p>
+      <w:pPr>
+        <w:spacing w:after="0" w:line="120" w:lineRule="atLeast"/>
+        <w:rPr>
+          <w:sz w:val="10"/>
+          <w:szCs w:val="10"/>
+        </w:rPr>
+      </w:pPr>
+    </w:p>
+    <w:p>
+      <w:pPr>
+        <w:spacing w:after="0" w:line="120" w:lineRule="atLeast"/>
+        <w:jc w:val="center"/>
+        <w:rPr>
+          <w:b/>
+          <w:bCs/>
+        </w:rPr>
+      </w:pPr>
+      <w:r>
+        <w:rPr>
+          <w:b/>
+          <w:bCs/>
+        </w:rPr>
+        <w:lastRenderedPageBreak/>
+        <w:t>HECHOS</w:t>
+      </w:r>
+    </w:p>
+    <w:p>
+      <w:pPr>
+        <w:spacing w:after="0" w:line="120" w:lineRule="atLeast"/>
+        <w:rPr>
+          <w:sz w:val="10"/>
+          <w:szCs w:val="10"/>
+        </w:rPr>
+      </w:pPr>
+    </w:p>
+    <w:p>
+      <w:pPr>
+        <w:spacing w:after="0" w:line="120" w:lineRule="atLeast"/>
+        <w:rPr>
+          <w:sz w:val="10"/>
+          <w:szCs w:val="10"/>
+        </w:rPr>
       </w:pPr>
     </w:p>
     <w:p>
@@ -1256,7 +1291,6 @@
         <w:jc w:val="both"/>
       </w:pPr>
       <w:r>
-        <w:lastRenderedPageBreak/>
         <w:t>El día 3 de marzo de 2026, siendo las 23:06 horas, el suscrito Agente Usuario Demo, en desarrollo de control y verificación de antecedentes, en Calle 59 con carrera 52, barrio La Candelaria, Medellín, Antioquia, se ubicó e individualizó a YEISON RAMÍREZ ROMERO, identificado(a) con CC 1159794405.</w:t>
       </w:r>
     </w:p>
@@ -1466,7 +1500,11 @@
         <w:pBdr>
           <w:bottom w:val="single" w:sz="6" w:space="1" w:color="BFBFBF"/>
         </w:pBdr>
-        <w:spacing w:before="560" w:after="150" w:line="120" w:lineRule="exact"/>
+        <w:spacing w:before="560" w:after="150" w:line="120" w:lineRule="atLeast"/>
+        <w:rPr>
+          <w:sz w:val="10"/>
+          <w:szCs w:val="10"/>
+        </w:rPr>
       </w:pPr>
     </w:p>
     <w:p>
@@ -1576,8 +1614,12 @@
       <w:pBdr>
         <w:bottom w:val="single" w:sz="4" w:space="1" w:color="BFBFBF"/>
       </w:pBdr>
-      <w:spacing w:after="80" w:line="60" w:lineRule="exact"/>
+      <w:spacing w:after="80" w:line="60" w:lineRule="atLeast"/>
       <w:jc w:val="center"/>
+      <w:rPr>
+        <w:sz w:val="4"/>
+        <w:szCs w:val="4"/>
+      </w:rPr>
     </w:pPr>
   </w:p>
   <w:p>
@@ -1676,8 +1718,12 @@
       <w:pBdr>
         <w:bottom w:val="single" w:sz="4" w:space="1" w:color="BFBFBF"/>
       </w:pBdr>
-      <w:spacing w:after="80" w:line="60" w:lineRule="exact"/>
+      <w:spacing w:after="80" w:line="60" w:lineRule="atLeast"/>
       <w:jc w:val="center"/>
+      <w:rPr>
+        <w:sz w:val="4"/>
+        <w:szCs w:val="4"/>
+      </w:rPr>
     </w:pPr>
   </w:p>
   <w:p>
@@ -1794,8 +1840,12 @@
       <w:pBdr>
         <w:bottom w:val="single" w:sz="4" w:space="1" w:color="BFBFBF"/>
       </w:pBdr>
-      <w:spacing w:after="80" w:line="60" w:lineRule="exact"/>
+      <w:spacing w:after="80" w:line="60" w:lineRule="atLeast"/>
       <w:jc w:val="center"/>
+      <w:rPr>
+        <w:sz w:val="4"/>
+        <w:szCs w:val="4"/>
+      </w:rPr>
     </w:pPr>
   </w:p>
   <w:p>
@@ -1934,7 +1984,11 @@
 <w:hdr xmlns:wpc="http://schemas.microsoft.com/office/word/2010/wordprocessingCanvas" xmlns:cx="http://schemas.microsoft.com/office/drawing/2014/chartex" xmlns:cx1="http://schemas.microsoft.com/office/drawing/2015/9/8/chartex" xmlns:cx2="http://schemas.microsoft.com/office/drawing/2015/10/21/chartex" xmlns:cx3="http://schemas.microsoft.com/office/drawing/2016/5/9/chartex" xmlns:cx4="http://schemas.microsoft.com/office/drawing/2016/5/10/chartex" xmlns:cx5="http://schemas.microsoft.com/office/drawing/2016/5/11/chartex" xmlns:cx6="http://schemas.microsoft.com/office/drawing/2016/5/12/chartex" xmlns:cx7="http://schemas.microsoft.com/office/drawing/2016/5/13/chartex" xmlns:cx8="http://schemas.microsoft.com/office/drawing/2016/5/14/chartex" xmlns:mc="http://schemas.openxmlformats.org/markup-compatibility/2006" xmlns:aink="http://schemas.microsoft.com/office/drawing/2016/ink" xmlns:am3d="http://schemas.microsoft.com/office/drawing/2017/model3d" xmlns:o="urn:schemas-microsoft-com:office:office" xmlns:r="http://schemas.openxmlformats.org/officeDocument/2006/relationships" xmlns:m="http://schemas.openxmlformats.org/officeDocument/2006/math" xmlns:v="urn:schemas-microsoft-com:vml" xmlns:wp14="http://schemas.microsoft.com/office/word/2010/wordprocessingDrawing" xmlns:wp="http://schemas.openxmlformats.org/drawingml/2006/wordprocessingDrawing" xmlns:w10="urn:schemas-microsoft-com:office:word" xmlns:w="http://schemas.openxmlformats.org/wordprocessingml/2006/main" xmlns:w14="http://schemas.microsoft.com/office/word/2010/wordml" xmlns:w15="http://schemas.microsoft.com/office/word/2012/wordml" xmlns:w16cex="http://schemas.microsoft.com/office/word/2018/wordml/cex" xmlns:w16cid="http://schemas.microsoft.com/office/word/2016/wordml/cid" xmlns:w16="http://schemas.microsoft.com/office/word/2018/wordml" xmlns:w16sdtdh="http://schemas.microsoft.com/office/word/2020/wordml/sdtdatahash" xmlns:w16se="http://schemas.microsoft.com/office/word/2015/wordml/symex" xmlns:wpg="http://schemas.microsoft.com/office/word/2010/wordprocessingGroup" xmlns:wpi="http://schemas.microsoft.com/office/word/2010/wordprocessingInk" xmlns:wne="http://schemas.microsoft.com/office/word/2006/wordml" xmlns:wps="http://schemas.microsoft.com/office/word/2010/wordprocessingShape" mc:Ignorable="w14 w15 w16se w16cid w16 w16cex w16sdtdh wp14">
   <w:p>
     <w:pPr>
-      <w:spacing w:after="0" w:line="20" w:lineRule="exact"/>
+      <w:spacing w:after="0" w:line="20" w:lineRule="atLeast"/>
+      <w:rPr>
+        <w:sz w:val="2"/>
+        <w:szCs w:val="2"/>
+      </w:rPr>
     </w:pPr>
   </w:p>
 </w:hdr>
@@ -1944,7 +1998,11 @@
 <w:hdr xmlns:wpc="http://schemas.microsoft.com/office/word/2010/wordprocessingCanvas" xmlns:cx="http://schemas.microsoft.com/office/drawing/2014/chartex" xmlns:cx1="http://schemas.microsoft.com/office/drawing/2015/9/8/chartex" xmlns:cx2="http://schemas.microsoft.com/office/drawing/2015/10/21/chartex" xmlns:cx3="http://schemas.microsoft.com/office/drawing/2016/5/9/chartex" xmlns:cx4="http://schemas.microsoft.com/office/drawing/2016/5/10/chartex" xmlns:cx5="http://schemas.microsoft.com/office/drawing/2016/5/11/chartex" xmlns:cx6="http://schemas.microsoft.com/office/drawing/2016/5/12/chartex" xmlns:cx7="http://schemas.microsoft.com/office/drawing/2016/5/13/chartex" xmlns:cx8="http://schemas.microsoft.com/office/drawing/2016/5/14/chartex" xmlns:mc="http://schemas.openxmlformats.org/markup-compatibility/2006" xmlns:aink="http://schemas.microsoft.com/office/drawing/2016/ink" xmlns:am3d="http://schemas.microsoft.com/office/drawing/2017/model3d" xmlns:o="urn:schemas-microsoft-com:office:office" xmlns:r="http://schemas.openxmlformats.org/officeDocument/2006/relationships" xmlns:m="http://schemas.openxmlformats.org/officeDocument/2006/math" xmlns:v="urn:schemas-microsoft-com:vml" xmlns:wp14="http://schemas.microsoft.com/office/word/2010/wordprocessingDrawing" xmlns:wp="http://schemas.openxmlformats.org/drawingml/2006/wordprocessingDrawing" xmlns:w10="urn:schemas-microsoft-com:office:word" xmlns:w="http://schemas.openxmlformats.org/wordprocessingml/2006/main" xmlns:w14="http://schemas.microsoft.com/office/word/2010/wordml" xmlns:w15="http://schemas.microsoft.com/office/word/2012/wordml" xmlns:w16cex="http://schemas.microsoft.com/office/word/2018/wordml/cex" xmlns:w16cid="http://schemas.microsoft.com/office/word/2016/wordml/cid" xmlns:w16="http://schemas.microsoft.com/office/word/2018/wordml" xmlns:w16sdtdh="http://schemas.microsoft.com/office/word/2020/wordml/sdtdatahash" xmlns:w16se="http://schemas.microsoft.com/office/word/2015/wordml/symex" xmlns:wpg="http://schemas.microsoft.com/office/word/2010/wordprocessingGroup" xmlns:wpi="http://schemas.microsoft.com/office/word/2010/wordprocessingInk" xmlns:wne="http://schemas.microsoft.com/office/word/2006/wordml" xmlns:wps="http://schemas.microsoft.com/office/word/2010/wordprocessingShape" mc:Ignorable="w14 w15 w16se w16cid w16 w16cex w16sdtdh wp14">
   <w:p>
     <w:pPr>
-      <w:spacing w:after="0" w:line="20" w:lineRule="exact"/>
+      <w:spacing w:after="0" w:line="20" w:lineRule="atLeast"/>
+      <w:rPr>
+        <w:sz w:val="2"/>
+        <w:szCs w:val="2"/>
+      </w:rPr>
     </w:pPr>
   </w:p>
 </w:hdr>
@@ -2106,7 +2164,11 @@
       <w:pBdr>
         <w:bottom w:val="single" w:sz="8" w:space="1" w:color="808080"/>
       </w:pBdr>
-      <w:spacing w:before="60" w:after="0" w:line="120" w:lineRule="exact"/>
+      <w:spacing w:before="60" w:after="0" w:line="120" w:lineRule="atLeast"/>
+      <w:rPr>
+        <w:sz w:val="10"/>
+        <w:szCs w:val="10"/>
+      </w:rPr>
     </w:pPr>
   </w:p>
 </w:hdr>

--- a/Documentos/Otro/Propuesta Plantilla OJ.docx
+++ b/Documentos/Otro/Propuesta Plantilla OJ.docx
@@ -2055,9 +2055,17 @@
               <w:noProof/>
             </w:rPr>
             <w:drawing>
-              <wp:inline distT="0" distB="0" distL="0" distR="0" wp14:anchorId="7D8D9CB8" wp14:editId="3CC2396D">
-                <wp:extent cx="723900" cy="723900"/>
+              <wp:anchor distT="0" distB="0" distL="114300" distR="114300" simplePos="0" relativeHeight="251658240" behindDoc="0" locked="0" layoutInCell="1" allowOverlap="1" wp14:anchorId="7D8D9CB8" wp14:editId="693CB2B3">
+                <wp:simplePos x="0" y="0"/>
+                <wp:positionH relativeFrom="column">
+                  <wp:posOffset>43815</wp:posOffset>
+                </wp:positionH>
+                <wp:positionV relativeFrom="paragraph">
+                  <wp:posOffset>-96520</wp:posOffset>
+                </wp:positionV>
+                <wp:extent cx="800100" cy="800100"/>
                 <wp:effectExtent l="0" t="0" r="0" b="0"/>
+                <wp:wrapNone/>
                 <wp:docPr id="1" name="Imagen 1"/>
                 <wp:cNvGraphicFramePr>
                   <a:graphicFrameLocks xmlns:a="http://schemas.openxmlformats.org/drawingml/2006/main" noChangeAspect="1"/>
@@ -2072,7 +2080,13 @@
                         </pic:cNvPicPr>
                       </pic:nvPicPr>
                       <pic:blipFill>
-                        <a:blip r:embed="rId1"/>
+                        <a:blip r:embed="rId1">
+                          <a:extLst>
+                            <a:ext uri="{28A0092B-C50C-407E-A947-70E740481C1C}">
+                              <a14:useLocalDpi xmlns:a14="http://schemas.microsoft.com/office/drawing/2010/main" val="0"/>
+                            </a:ext>
+                          </a:extLst>
+                        </a:blip>
                         <a:srcRect/>
                         <a:stretch>
                           <a:fillRect/>
@@ -2081,7 +2095,7 @@
                       <pic:spPr bwMode="auto">
                         <a:xfrm>
                           <a:off x="0" y="0"/>
-                          <a:ext cx="723900" cy="723900"/>
+                          <a:ext cx="800100" cy="800100"/>
                         </a:xfrm>
                         <a:prstGeom prst="rect">
                           <a:avLst/>
@@ -2090,7 +2104,13 @@
                     </pic:pic>
                   </a:graphicData>
                 </a:graphic>
-              </wp:inline>
+                <wp14:sizeRelH relativeFrom="margin">
+                  <wp14:pctWidth>0</wp14:pctWidth>
+                </wp14:sizeRelH>
+                <wp14:sizeRelV relativeFrom="margin">
+                  <wp14:pctHeight>0</wp14:pctHeight>
+                </wp14:sizeRelV>
+              </wp:anchor>
             </w:drawing>
           </w:r>
         </w:p>
@@ -2114,8 +2134,6 @@
             <w:rPr>
               <w:b/>
               <w:bCs/>
-              <w:sz w:val="20"/>
-              <w:szCs w:val="20"/>
             </w:rPr>
             <w:t>MINISTERIO DE DEFENSA NACIONAL</w:t>
           </w:r>
@@ -2125,10 +2143,6 @@
             <w:spacing w:after="0"/>
           </w:pPr>
           <w:r>
-            <w:rPr>
-              <w:sz w:val="20"/>
-              <w:szCs w:val="20"/>
-            </w:rPr>
             <w:t>POLICÍA NACIONAL</w:t>
           </w:r>
         </w:p>
@@ -2137,22 +2151,18 @@
             <w:spacing w:after="0"/>
           </w:pPr>
           <w:r>
-            <w:rPr>
-              <w:sz w:val="20"/>
-              <w:szCs w:val="20"/>
-            </w:rPr>
             <w:t>METROPOLITANA DEL VALLE DE ABURRÁ</w:t>
           </w:r>
         </w:p>
         <w:p>
           <w:pPr>
             <w:spacing w:after="0"/>
+            <w:rPr>
+              <w:sz w:val="24"/>
+              <w:szCs w:val="24"/>
+            </w:rPr>
           </w:pPr>
           <w:r>
-            <w:rPr>
-              <w:sz w:val="20"/>
-              <w:szCs w:val="20"/>
-            </w:rPr>
             <w:t>ESTACIÓN DE POLICÍA LA CANDELARIA</w:t>
           </w:r>
         </w:p>
